--- a/gdocs_build/1Thessalonians.docx
+++ b/gdocs_build/1Thessalonians.docx
@@ -175,15 +175,6 @@
             <w:r>
               <w:rPr>
                 <w:b/>
-                <w:sz w:val="16"/>
-              </w:rPr>
-              <w:t>2-5</w:t>
-            </w:r>
-          </w:p>
-          <w:p>
-            <w:r>
-              <w:rPr>
-                <w:b/>
                 <w:sz w:val="18"/>
               </w:rPr>
               <w:t>Convictions of Steel</w:t>
@@ -196,15 +187,6 @@
           </w:tcPr>
           <w:p>
             <w:r/>
-            <w:r>
-              <w:rPr>
-                <w:b/>
-                <w:sz w:val="16"/>
-              </w:rPr>
-              <w:t>2-5</w:t>
-            </w:r>
-          </w:p>
-          <w:p>
             <w:r>
               <w:rPr>
                 <w:b/>
@@ -589,15 +571,6 @@
             <w:r>
               <w:rPr>
                 <w:b/>
-                <w:sz w:val="16"/>
-              </w:rPr>
-              <w:t>3-5</w:t>
-            </w:r>
-          </w:p>
-          <w:p>
-            <w:r>
-              <w:rPr>
-                <w:b/>
                 <w:sz w:val="18"/>
               </w:rPr>
               <w:t>No Hidden Agendas</w:t>
@@ -610,15 +583,6 @@
           </w:tcPr>
           <w:p>
             <w:r/>
-            <w:r>
-              <w:rPr>
-                <w:b/>
-                <w:sz w:val="16"/>
-              </w:rPr>
-              <w:t>3-5</w:t>
-            </w:r>
-          </w:p>
-          <w:p>
             <w:r>
               <w:rPr>
                 <w:b/>
@@ -1567,15 +1531,6 @@
             <w:r>
               <w:rPr>
                 <w:b/>
-                <w:sz w:val="16"/>
-              </w:rPr>
-              <w:t>1-3</w:t>
-            </w:r>
-          </w:p>
-          <w:p>
-            <w:r>
-              <w:rPr>
-                <w:b/>
                 <w:sz w:val="18"/>
               </w:rPr>
               <w:t>You're God-Taught</w:t>
@@ -1588,15 +1543,6 @@
           </w:tcPr>
           <w:p>
             <w:r/>
-            <w:r>
-              <w:rPr>
-                <w:b/>
-                <w:sz w:val="16"/>
-              </w:rPr>
-              <w:t>1-3</w:t>
-            </w:r>
-          </w:p>
-          <w:p>
             <w:r>
               <w:rPr>
                 <w:b/>
@@ -2056,15 +2002,6 @@
             <w:r>
               <w:rPr>
                 <w:b/>
-                <w:sz w:val="16"/>
-              </w:rPr>
-              <w:t>13-14</w:t>
-            </w:r>
-          </w:p>
-          <w:p>
-            <w:r>
-              <w:rPr>
-                <w:b/>
                 <w:sz w:val="18"/>
               </w:rPr>
               <w:t>The Master's Coming</w:t>
@@ -2077,15 +2014,6 @@
           </w:tcPr>
           <w:p>
             <w:r/>
-            <w:r>
-              <w:rPr>
-                <w:b/>
-                <w:sz w:val="16"/>
-              </w:rPr>
-              <w:t>13-14</w:t>
-            </w:r>
-          </w:p>
-          <w:p>
             <w:r>
               <w:rPr>
                 <w:b/>
@@ -2541,15 +2469,6 @@
             <w:r>
               <w:rPr>
                 <w:b/>
-                <w:sz w:val="16"/>
-              </w:rPr>
-              <w:t>12-13</w:t>
-            </w:r>
-          </w:p>
-          <w:p>
-            <w:r>
-              <w:rPr>
-                <w:b/>
                 <w:sz w:val="18"/>
               </w:rPr>
               <w:t>The Way He Wants You to Live</w:t>
@@ -2562,15 +2481,6 @@
           </w:tcPr>
           <w:p>
             <w:r/>
-            <w:r>
-              <w:rPr>
-                <w:b/>
-                <w:sz w:val="16"/>
-              </w:rPr>
-              <w:t>12-13</w:t>
-            </w:r>
-          </w:p>
-          <w:p>
             <w:r>
               <w:rPr>
                 <w:b/>
